--- a/ЛР9/Отчет_ЛР9.docx
+++ b/ЛР9/Отчет_ЛР9.docx
@@ -2579,98 +2579,46 @@
           <w:sz w:val="24"/>
           <w:szCs w:val="24"/>
         </w:rPr>
-        <w:t xml:space="preserve">        # Поворот на расширенном холсте и последующая центральная обрезка</w:t>
-      </w:r>
-    </w:p>
-    <w:p>
-      <w:pPr>
-        <w:spacing w:before="120" w:after="120" w:line="240" w:lineRule="auto"/>
-      </w:pPr>
-      <w:r>
-        <w:rPr>
-          <w:rFonts w:ascii="Courier New" w:hAnsi="Courier New" w:cs="Courier New"/>
-          <w:sz w:val="24"/>
-          <w:szCs w:val="24"/>
-        </w:rPr>
-        <w:t xml:space="preserve">        # предотвращают появление чёрных треугольников по краям.</w:t>
-      </w:r>
-    </w:p>
-    <w:p>
-      <w:pPr>
-        <w:spacing w:before="120" w:after="120" w:line="240" w:lineRule="auto"/>
-      </w:pPr>
-      <w:r>
-        <w:rPr>
-          <w:rFonts w:ascii="Courier New" w:hAnsi="Courier New" w:cs="Courier New"/>
-          <w:sz w:val="24"/>
-          <w:szCs w:val="24"/>
-        </w:rPr>
-        <w:t xml:space="preserve">        pad = 300</w:t>
-      </w:r>
-    </w:p>
-    <w:p>
-      <w:pPr>
-        <w:spacing w:before="120" w:after="120" w:line="240" w:lineRule="auto"/>
-      </w:pPr>
-      <w:r>
-        <w:rPr>
-          <w:rFonts w:ascii="Courier New" w:hAnsi="Courier New" w:cs="Courier New"/>
-          <w:sz w:val="24"/>
-          <w:szCs w:val="24"/>
-        </w:rPr>
-        <w:t xml:space="preserve">        canvas = Image.new("RGB", (w + 2 * pad, h + 2 * pad), "#1676b2")</w:t>
-      </w:r>
-    </w:p>
-    <w:p>
-      <w:pPr>
-        <w:spacing w:before="120" w:after="120" w:line="240" w:lineRule="auto"/>
-      </w:pPr>
-      <w:r>
-        <w:rPr>
-          <w:rFonts w:ascii="Courier New" w:hAnsi="Courier New" w:cs="Courier New"/>
-          <w:sz w:val="24"/>
-          <w:szCs w:val="24"/>
-        </w:rPr>
-        <w:t xml:space="preserve">        canvas.paste(image, (pad, pad))</w:t>
-      </w:r>
-    </w:p>
-    <w:p>
-      <w:pPr>
-        <w:spacing w:before="120" w:after="120" w:line="240" w:lineRule="auto"/>
-      </w:pPr>
-      <w:r>
-        <w:rPr>
-          <w:rFonts w:ascii="Courier New" w:hAnsi="Courier New" w:cs="Courier New"/>
-          <w:sz w:val="24"/>
-          <w:szCs w:val="24"/>
-        </w:rPr>
-        <w:t xml:space="preserve">        canvas = canvas.rotate(15, resample=Image.Resampling.BICUBIC, fillcolor="#1676b2")</w:t>
-      </w:r>
-    </w:p>
-    <w:p>
-      <w:pPr>
-        <w:spacing w:before="120" w:after="120" w:line="240" w:lineRule="auto"/>
-      </w:pPr>
-      <w:r>
-        <w:rPr>
-          <w:rFonts w:ascii="Courier New" w:hAnsi="Courier New" w:cs="Courier New"/>
-          <w:sz w:val="24"/>
-          <w:szCs w:val="24"/>
-        </w:rPr>
-        <w:t xml:space="preserve">        canvas = canvas.rotate(-15, resample=Image.Resampling.BICUBIC, fillcolor="#1676b2")</w:t>
-      </w:r>
-    </w:p>
-    <w:p>
-      <w:pPr>
-        <w:spacing w:before="120" w:after="120" w:line="240" w:lineRule="auto"/>
-      </w:pPr>
-      <w:r>
-        <w:rPr>
-          <w:rFonts w:ascii="Courier New" w:hAnsi="Courier New" w:cs="Courier New"/>
-          <w:sz w:val="24"/>
-          <w:szCs w:val="24"/>
-        </w:rPr>
-        <w:t xml:space="preserve">        return canvas.crop((pad, pad, pad + w, pad + h))</w:t>
+        <w:t xml:space="preserve">        # Двойной поворот сохраняет итоговый размер, но добавляет заметные</w:t>
+      </w:r>
+    </w:p>
+    <w:p>
+      <w:pPr>
+        <w:spacing w:before="120" w:after="120" w:line="240" w:lineRule="auto"/>
+      </w:pPr>
+      <w:r>
+        <w:rPr>
+          <w:rFonts w:ascii="Courier New" w:hAnsi="Courier New" w:cs="Courier New"/>
+          <w:sz w:val="24"/>
+          <w:szCs w:val="24"/>
+        </w:rPr>
+        <w:t xml:space="preserve">        # интерполяционные искажения и области заполнения по углам.</w:t>
+      </w:r>
+    </w:p>
+    <w:p>
+      <w:pPr>
+        <w:spacing w:before="120" w:after="120" w:line="240" w:lineRule="auto"/>
+      </w:pPr>
+      <w:r>
+        <w:rPr>
+          <w:rFonts w:ascii="Courier New" w:hAnsi="Courier New" w:cs="Courier New"/>
+          <w:sz w:val="24"/>
+          <w:szCs w:val="24"/>
+        </w:rPr>
+        <w:t xml:space="preserve">        rotated = image.rotate(15, resample=Image.Resampling.BICUBIC, fillcolor="#1676b2")</w:t>
+      </w:r>
+    </w:p>
+    <w:p>
+      <w:pPr>
+        <w:spacing w:before="120" w:after="120" w:line="240" w:lineRule="auto"/>
+      </w:pPr>
+      <w:r>
+        <w:rPr>
+          <w:rFonts w:ascii="Courier New" w:hAnsi="Courier New" w:cs="Courier New"/>
+          <w:sz w:val="24"/>
+          <w:szCs w:val="24"/>
+        </w:rPr>
+        <w:t xml:space="preserve">        return rotated.rotate(-15, resample=Image.Resampling.BICUBIC, fillcolor="#1676b2")</w:t>
       </w:r>
     </w:p>
     <w:p>
@@ -2696,7 +2644,85 @@
           <w:sz w:val="24"/>
           <w:szCs w:val="24"/>
         </w:rPr>
-        <w:t xml:space="preserve">    if action == "06_enlarge_150": return image.resize((int(w*1.5), int(h*1.5)), Image.Resampling.LANCZOS)</w:t>
+        <w:t xml:space="preserve">    if action == "06_enlarge_150":</w:t>
+      </w:r>
+    </w:p>
+    <w:p>
+      <w:pPr>
+        <w:spacing w:before="120" w:after="120" w:line="240" w:lineRule="auto"/>
+      </w:pPr>
+      <w:r>
+        <w:rPr>
+          <w:rFonts w:ascii="Courier New" w:hAnsi="Courier New" w:cs="Courier New"/>
+          <w:sz w:val="24"/>
+          <w:szCs w:val="24"/>
+        </w:rPr>
+        <w:t xml:space="preserve">        # Оставляем итоговый холст исходного размера: увеличение до 150%</w:t>
+      </w:r>
+    </w:p>
+    <w:p>
+      <w:pPr>
+        <w:spacing w:before="120" w:after="120" w:line="240" w:lineRule="auto"/>
+      </w:pPr>
+      <w:r>
+        <w:rPr>
+          <w:rFonts w:ascii="Courier New" w:hAnsi="Courier New" w:cs="Courier New"/>
+          <w:sz w:val="24"/>
+          <w:szCs w:val="24"/>
+        </w:rPr>
+        <w:t xml:space="preserve">        # и центральная обрезка наглядно показывают масштаб и пикселизацию.</w:t>
+      </w:r>
+    </w:p>
+    <w:p>
+      <w:pPr>
+        <w:spacing w:before="120" w:after="120" w:line="240" w:lineRule="auto"/>
+      </w:pPr>
+      <w:r>
+        <w:rPr>
+          <w:rFonts w:ascii="Courier New" w:hAnsi="Courier New" w:cs="Courier New"/>
+          <w:sz w:val="24"/>
+          <w:szCs w:val="24"/>
+        </w:rPr>
+        <w:t xml:space="preserve">        enlarged = image.resize((int(w * 1.5), int(h * 1.5)), Image.Resampling.NEAREST)</w:t>
+      </w:r>
+    </w:p>
+    <w:p>
+      <w:pPr>
+        <w:spacing w:before="120" w:after="120" w:line="240" w:lineRule="auto"/>
+      </w:pPr>
+      <w:r>
+        <w:rPr>
+          <w:rFonts w:ascii="Courier New" w:hAnsi="Courier New" w:cs="Courier New"/>
+          <w:sz w:val="24"/>
+          <w:szCs w:val="24"/>
+        </w:rPr>
+        <w:t xml:space="preserve">        left = (enlarged.width - w) // 2</w:t>
+      </w:r>
+    </w:p>
+    <w:p>
+      <w:pPr>
+        <w:spacing w:before="120" w:after="120" w:line="240" w:lineRule="auto"/>
+      </w:pPr>
+      <w:r>
+        <w:rPr>
+          <w:rFonts w:ascii="Courier New" w:hAnsi="Courier New" w:cs="Courier New"/>
+          <w:sz w:val="24"/>
+          <w:szCs w:val="24"/>
+        </w:rPr>
+        <w:t xml:space="preserve">        top = (enlarged.height - h) // 2</w:t>
+      </w:r>
+    </w:p>
+    <w:p>
+      <w:pPr>
+        <w:spacing w:before="120" w:after="120" w:line="240" w:lineRule="auto"/>
+      </w:pPr>
+      <w:r>
+        <w:rPr>
+          <w:rFonts w:ascii="Courier New" w:hAnsi="Courier New" w:cs="Courier New"/>
+          <w:sz w:val="24"/>
+          <w:szCs w:val="24"/>
+        </w:rPr>
+        <w:t xml:space="preserve">        return enlarged.crop((left, top, left + w, top + h))</w:t>
       </w:r>
     </w:p>
     <w:p>
